--- a/運営指導対応_2026年度/03_法定研修_レジュメ・進行台本集.docx
+++ b/運営指導対応_2026年度/03_法定研修_レジュメ・進行台本集.docx
@@ -4883,7 +4883,7 @@
                 <w:i w:val="0"/>
                 <w:sz w:val="18"/>
               </w:rPr>
-              <w:t>SMS、チャットアプリ、災害用伝言ダイヤル（171）など、BCPで定めた複数の代替手段。</w:t>
+              <w:t>SMS、LINE WORKS、災害用伝言ダイヤル（171）など、BCPで定めた複数の代替手段。</w:t>
             </w:r>
           </w:p>
         </w:tc>
@@ -7640,7 +7640,7 @@
                 <w:i w:val="0"/>
                 <w:sz w:val="18"/>
               </w:rPr>
-              <w:t>虐待防止担当者は鈴木。通報先は上尾市介護保険課。※運営指導で必ず聞かれるため、全員が即答できるようにする。</w:t>
+              <w:t>虐待防止担当者は鈴木　菜緒子。通報先は上尾市 高齢介護課。※運営指導で必ず聞かれるため、全員が即答できるようにする。</w:t>
             </w:r>
           </w:p>
         </w:tc>
